--- a/preview/docxs/08-sidebar-emerald.docx
+++ b/preview/docxs/08-sidebar-emerald.docx
@@ -987,7 +987,7 @@
               </w:rPr>
               <w:t xml:space="preserve">Demo: </w:t>
             </w:r>
-            <w:hyperlink w:history="1" r:id="rId-6t6uvykvbtazvdzdonff">
+            <w:hyperlink w:history="1" r:id="rIdmgwxkgkk7ajltxcw7jdub">
               <w:r>
                 <w:rPr>
                   <w:color w:val="059669"/>
@@ -1015,7 +1015,7 @@
               </w:rPr>
               <w:t xml:space="preserve">Code: </w:t>
             </w:r>
-            <w:hyperlink w:history="1" r:id="rIdgdausabcbhqilvfkraztg">
+            <w:hyperlink w:history="1" r:id="rId82u3opgrmrbxn0z-pege9">
               <w:r>
                 <w:rPr>
                   <w:color w:val="059669"/>
@@ -1105,7 +1105,7 @@
               </w:rPr>
               <w:t xml:space="preserve">Demo: </w:t>
             </w:r>
-            <w:hyperlink w:history="1" r:id="rIdflkftptqkp4jxfikdhacl">
+            <w:hyperlink w:history="1" r:id="rIdmejdfv5di8oy6x81a-nc2">
               <w:r>
                 <w:rPr>
                   <w:color w:val="059669"/>
@@ -1435,7 +1435,7 @@
               </w:rPr>
               <w:t xml:space="preserve">Portfolio: </w:t>
             </w:r>
-            <w:hyperlink w:history="1" r:id="rIdljbfmk-i2_bdm5ku1a2kz">
+            <w:hyperlink w:history="1" r:id="rIdvuactamdsek9bpmemz4sh">
               <w:r>
                 <w:rPr>
                   <w:color w:val="059669"/>
